--- a/benchmarks/outputs/mock/08-ai-regulation-position/brief.docx
+++ b/benchmarks/outputs/mock/08-ai-regulation-position/brief.docx
@@ -15,7 +15,7 @@
         <w:pStyle w:val="Small"/>
       </w:pPr>
       <w:r>
-        <w:t xml:space="preserve">Format: position-paper-corporate · Provider: mock · Generated: 2026-08-18T13:29:14.273Z</w:t>
+        <w:t xml:space="preserve">Format: position-paper-corporate · Provider: mock · Generated: 2026-08-19T11:59:14.207Z</w:t>
       </w:r>
     </w:p>
     <w:p>

--- a/benchmarks/outputs/mock/08-ai-regulation-position/brief.docx
+++ b/benchmarks/outputs/mock/08-ai-regulation-position/brief.docx
@@ -15,7 +15,7 @@
         <w:pStyle w:val="Small"/>
       </w:pPr>
       <w:r>
-        <w:t xml:space="preserve">Format: position-paper-corporate · Provider: mock · Generated: 2026-08-19T11:59:14.207Z</w:t>
+        <w:t xml:space="preserve">Format: position-paper-corporate · Provider: mock · Generated: 2026-08-19T12:23:41.685Z</w:t>
       </w:r>
     </w:p>
     <w:p>

--- a/benchmarks/outputs/mock/08-ai-regulation-position/brief.docx
+++ b/benchmarks/outputs/mock/08-ai-regulation-position/brief.docx
@@ -15,7 +15,7 @@
         <w:pStyle w:val="Small"/>
       </w:pPr>
       <w:r>
-        <w:t xml:space="preserve">Format: position-paper-corporate · Provider: mock · Generated: 2026-08-19T12:23:41.685Z</w:t>
+        <w:t xml:space="preserve">Format: position-paper-corporate · Provider: mock · Generated: 2026-08-20T07:44:24.993Z</w:t>
       </w:r>
     </w:p>
     <w:p>
@@ -23,7 +23,7 @@
         <w:pStyle w:val="Small"/>
       </w:pPr>
       <w:r>
-        <w:t xml:space="preserve">Recommended: OPT-A · Aggregated risk: high · Total words: 476 / 1600</w:t>
+        <w:t xml:space="preserve">Recommended: OPT-A · Aggregated risk: high · Total words: 500 / 1600</w:t>
       </w:r>
     </w:p>
     <w:p>
@@ -99,7 +99,7 @@
     </w:p>
     <w:p>
       <w:r>
-        <w:t xml:space="preserve">The Bundestag Digital Committee is preparing procurement guidance that would prefer EU-headquartered SaaS providers, with a cross-party consensus emerging over the second half of 2026. BMDV has issued a conditional welcome to foreign SaaS entrants, tied to EU data residency and transparent processing governance. The organisation has standing to weigh in because its 2026 ambitions memo names Germany as a commercial-and-institutional priority; the decision window closes with the Committee's Q1 2027 draft.</w:t>
+        <w:t xml:space="preserve">The organisation should defend an EU-data-residency compromise on the Bundestag Digital Committee's procurement guidance, and file a formal position before the Q1 2027 draft closes. The Committee is preparing procurement guidance that would prefer EU-headquartered SaaS providers, with cross-party consensus emerging over the second half of 2026. BMDV has issued a conditional welcome to foreign SaaS entrants, tied to EU data residency and transparent processing governance. The organisation has standing to weigh in because its 2026 ambitions memo names Germany as a commercial-and-institutional priority; the decision window closes with the Committee's Q1 2027 draft.</w:t>
       </w:r>
     </w:p>
     <w:p>
